--- a/documentation/Meeting Logs/Meeting Log 2-9-26  through 2-15-26.docx
+++ b/documentation/Meeting Logs/Meeting Log 2-9-26  through 2-15-26.docx
@@ -15,7 +15,7 @@
         <w:tblLook w:val="04A0" w:firstRow="1" w:lastRow="0" w:firstColumn="1" w:lastColumn="0" w:noHBand="0" w:noVBand="1"/>
       </w:tblPr>
       <w:tblGrid>
-        <w:gridCol w:w="6194"/>
+        <w:gridCol w:w="2855"/>
         <w:gridCol w:w="81"/>
       </w:tblGrid>
       <w:tr>
@@ -46,6 +46,15 @@
               </w:rPr>
               <w:t xml:space="preserve">Project Name   </w:t>
             </w:r>
+            <w:r>
+              <w:rPr>
+                <w:b/>
+                <w:bCs/>
+                <w:sz w:val="22"/>
+                <w:szCs w:val="22"/>
+              </w:rPr>
+              <w:t>Find a Pump</w:t>
+            </w:r>
           </w:p>
         </w:tc>
         <w:tc>
@@ -95,7 +104,14 @@
                 <w:sz w:val="22"/>
                 <w:szCs w:val="22"/>
               </w:rPr>
-              <w:t xml:space="preserve">        ____________________________________________</w:t>
+              <w:t xml:space="preserve">        </w:t>
+            </w:r>
+            <w:r>
+              <w:rPr>
+                <w:sz w:val="22"/>
+                <w:szCs w:val="22"/>
+              </w:rPr>
+              <w:t>Gas Guzzlers</w:t>
             </w:r>
           </w:p>
         </w:tc>
@@ -147,7 +163,14 @@
                 <w:sz w:val="22"/>
                 <w:szCs w:val="22"/>
               </w:rPr>
-              <w:t xml:space="preserve">          _____________________________________________</w:t>
+              <w:t xml:space="preserve">          </w:t>
+            </w:r>
+            <w:r>
+              <w:rPr>
+                <w:sz w:val="22"/>
+                <w:szCs w:val="22"/>
+              </w:rPr>
+              <w:t>Eric Parral</w:t>
             </w:r>
           </w:p>
           <w:p>
@@ -171,7 +194,7 @@
                 <w:sz w:val="22"/>
                 <w:szCs w:val="22"/>
               </w:rPr>
-              <w:t xml:space="preserve"> _____________________________________________</w:t>
+              <w:t xml:space="preserve"> </w:t>
             </w:r>
           </w:p>
           <w:p>
@@ -186,23 +209,74 @@
                 <w:sz w:val="22"/>
                 <w:szCs w:val="22"/>
               </w:rPr>
-              <w:t>____________________________________________________________</w:t>
+              <w:t>Nathan</w:t>
             </w:r>
-          </w:p>
-          <w:p>
-            <w:pPr>
-              <w:rPr>
-                <w:sz w:val="22"/>
-                <w:szCs w:val="22"/>
-              </w:rPr>
-            </w:pPr>
             <w:r>
               <w:rPr>
                 <w:sz w:val="22"/>
                 <w:szCs w:val="22"/>
               </w:rPr>
-              <w:t>____________________________________________________________</w:t>
+              <w:t xml:space="preserve"> </w:t>
             </w:r>
+            <w:r>
+              <w:rPr>
+                <w:sz w:val="22"/>
+                <w:szCs w:val="22"/>
+              </w:rPr>
+              <w:t xml:space="preserve">Carlson </w:t>
+            </w:r>
+          </w:p>
+          <w:p>
+            <w:pPr>
+              <w:rPr>
+                <w:sz w:val="22"/>
+                <w:szCs w:val="22"/>
+              </w:rPr>
+            </w:pPr>
+            <w:r>
+              <w:rPr>
+                <w:sz w:val="22"/>
+                <w:szCs w:val="22"/>
+              </w:rPr>
+              <w:t>Kyler</w:t>
+            </w:r>
+            <w:r>
+              <w:rPr>
+                <w:sz w:val="22"/>
+                <w:szCs w:val="22"/>
+              </w:rPr>
+              <w:t xml:space="preserve"> Cressall</w:t>
+            </w:r>
+          </w:p>
+          <w:p>
+            <w:pPr>
+              <w:rPr>
+                <w:sz w:val="22"/>
+                <w:szCs w:val="22"/>
+              </w:rPr>
+            </w:pPr>
+            <w:r>
+              <w:rPr>
+                <w:sz w:val="22"/>
+                <w:szCs w:val="22"/>
+              </w:rPr>
+              <w:t>Thomas</w:t>
+            </w:r>
+            <w:r>
+              <w:rPr>
+                <w:sz w:val="22"/>
+                <w:szCs w:val="22"/>
+              </w:rPr>
+              <w:t xml:space="preserve"> Ross</w:t>
+            </w:r>
+          </w:p>
+          <w:p>
+            <w:pPr>
+              <w:rPr>
+                <w:sz w:val="22"/>
+                <w:szCs w:val="22"/>
+              </w:rPr>
+            </w:pPr>
           </w:p>
         </w:tc>
         <w:tc>
@@ -370,6 +444,13 @@
               </w:rPr>
               <w:t>1</w:t>
             </w:r>
+            <w:r>
+              <w:rPr>
+                <w:sz w:val="22"/>
+                <w:szCs w:val="22"/>
+              </w:rPr>
+              <w:t>Zoom</w:t>
+            </w:r>
           </w:p>
         </w:tc>
         <w:tc>
@@ -383,6 +464,13 @@
                 <w:szCs w:val="22"/>
               </w:rPr>
             </w:pPr>
+            <w:r>
+              <w:rPr>
+                <w:sz w:val="22"/>
+                <w:szCs w:val="22"/>
+              </w:rPr>
+              <w:t>2/10/26</w:t>
+            </w:r>
           </w:p>
         </w:tc>
         <w:tc>
@@ -396,6 +484,13 @@
                 <w:szCs w:val="22"/>
               </w:rPr>
             </w:pPr>
+            <w:r>
+              <w:rPr>
+                <w:sz w:val="22"/>
+                <w:szCs w:val="22"/>
+              </w:rPr>
+              <w:t>7:00</w:t>
+            </w:r>
           </w:p>
         </w:tc>
         <w:tc>
@@ -409,6 +504,13 @@
                 <w:szCs w:val="22"/>
               </w:rPr>
             </w:pPr>
+            <w:r>
+              <w:rPr>
+                <w:sz w:val="22"/>
+                <w:szCs w:val="22"/>
+              </w:rPr>
+              <w:t>ALL</w:t>
+            </w:r>
           </w:p>
         </w:tc>
       </w:tr>
@@ -576,6 +678,11 @@
     </w:p>
     <w:p>
       <w:pPr>
+        <w:pStyle w:val="ListParagraph"/>
+        <w:numPr>
+          <w:ilvl w:val="0"/>
+          <w:numId w:val="3"/>
+        </w:numPr>
         <w:rPr>
           <w:sz w:val="22"/>
           <w:szCs w:val="22"/>
@@ -588,7 +695,7 @@
           <w:sz w:val="22"/>
           <w:szCs w:val="22"/>
         </w:rPr>
-        <w:t>1. What have you done since the last team meeting?</w:t>
+        <w:t>What have you done since the last team meeting?</w:t>
       </w:r>
       <w:r>
         <w:rPr>
@@ -614,6 +721,13 @@
           <w:szCs w:val="22"/>
         </w:rPr>
       </w:pPr>
+      <w:r>
+        <w:rPr>
+          <w:sz w:val="22"/>
+          <w:szCs w:val="22"/>
+        </w:rPr>
+        <w:t xml:space="preserve">Meeting 1: Api key was acquired and stored securely for everyone. </w:t>
+      </w:r>
     </w:p>
     <w:p>
       <w:pPr>
@@ -671,6 +785,20 @@
           <w:szCs w:val="22"/>
         </w:rPr>
       </w:pPr>
+      <w:r>
+        <w:rPr>
+          <w:sz w:val="22"/>
+          <w:szCs w:val="22"/>
+        </w:rPr>
+        <w:t xml:space="preserve">Meeting 1: </w:t>
+      </w:r>
+      <w:r>
+        <w:rPr>
+          <w:sz w:val="22"/>
+          <w:szCs w:val="22"/>
+        </w:rPr>
+        <w:t>Projects to log all the necessary programming items.</w:t>
+      </w:r>
     </w:p>
     <w:p>
       <w:pPr>
@@ -728,6 +856,27 @@
           <w:szCs w:val="22"/>
         </w:rPr>
       </w:pPr>
+      <w:r>
+        <w:rPr>
+          <w:sz w:val="22"/>
+          <w:szCs w:val="22"/>
+        </w:rPr>
+        <w:t>Meeting 1:</w:t>
+      </w:r>
+      <w:r>
+        <w:rPr>
+          <w:sz w:val="22"/>
+          <w:szCs w:val="22"/>
+        </w:rPr>
+        <w:t xml:space="preserve"> </w:t>
+      </w:r>
+      <w:r>
+        <w:rPr>
+          <w:sz w:val="22"/>
+          <w:szCs w:val="22"/>
+        </w:rPr>
+        <w:t xml:space="preserve">More database setup so that it is ready and deployable. </w:t>
+      </w:r>
     </w:p>
     <w:p>
       <w:pPr>
@@ -769,7 +918,6 @@
           <w:sz w:val="22"/>
           <w:szCs w:val="22"/>
         </w:rPr>
-        <w:lastRenderedPageBreak/>
         <w:t>Team Discussion Notes</w:t>
       </w:r>
     </w:p>
@@ -1330,6 +1478,7 @@
           <w:sz w:val="18"/>
           <w:szCs w:val="18"/>
         </w:rPr>
+        <w:lastRenderedPageBreak/>
         <w:t>T</w:t>
       </w:r>
       <w:r>
@@ -1655,6 +1804,96 @@
     </w:lvl>
   </w:abstractNum>
   <w:abstractNum w:abstractNumId="1" w15:restartNumberingAfterBreak="0">
+    <w:nsid w:val="5E425225"/>
+    <w:multiLevelType w:val="hybridMultilevel"/>
+    <w:tmpl w:val="E1B09B84"/>
+    <w:lvl w:ilvl="0" w:tplc="D46E31D4">
+      <w:start w:val="1"/>
+      <w:numFmt w:val="decimal"/>
+      <w:lvlText w:val="%1."/>
+      <w:lvlJc w:val="left"/>
+      <w:pPr>
+        <w:ind w:left="720" w:hanging="360"/>
+      </w:pPr>
+      <w:rPr>
+        <w:rFonts w:hint="default"/>
+        <w:b/>
+      </w:rPr>
+    </w:lvl>
+    <w:lvl w:ilvl="1" w:tplc="04090019" w:tentative="1">
+      <w:start w:val="1"/>
+      <w:numFmt w:val="lowerLetter"/>
+      <w:lvlText w:val="%2."/>
+      <w:lvlJc w:val="left"/>
+      <w:pPr>
+        <w:ind w:left="1440" w:hanging="360"/>
+      </w:pPr>
+    </w:lvl>
+    <w:lvl w:ilvl="2" w:tplc="0409001B" w:tentative="1">
+      <w:start w:val="1"/>
+      <w:numFmt w:val="lowerRoman"/>
+      <w:lvlText w:val="%3."/>
+      <w:lvlJc w:val="right"/>
+      <w:pPr>
+        <w:ind w:left="2160" w:hanging="180"/>
+      </w:pPr>
+    </w:lvl>
+    <w:lvl w:ilvl="3" w:tplc="0409000F" w:tentative="1">
+      <w:start w:val="1"/>
+      <w:numFmt w:val="decimal"/>
+      <w:lvlText w:val="%4."/>
+      <w:lvlJc w:val="left"/>
+      <w:pPr>
+        <w:ind w:left="2880" w:hanging="360"/>
+      </w:pPr>
+    </w:lvl>
+    <w:lvl w:ilvl="4" w:tplc="04090019" w:tentative="1">
+      <w:start w:val="1"/>
+      <w:numFmt w:val="lowerLetter"/>
+      <w:lvlText w:val="%5."/>
+      <w:lvlJc w:val="left"/>
+      <w:pPr>
+        <w:ind w:left="3600" w:hanging="360"/>
+      </w:pPr>
+    </w:lvl>
+    <w:lvl w:ilvl="5" w:tplc="0409001B" w:tentative="1">
+      <w:start w:val="1"/>
+      <w:numFmt w:val="lowerRoman"/>
+      <w:lvlText w:val="%6."/>
+      <w:lvlJc w:val="right"/>
+      <w:pPr>
+        <w:ind w:left="4320" w:hanging="180"/>
+      </w:pPr>
+    </w:lvl>
+    <w:lvl w:ilvl="6" w:tplc="0409000F" w:tentative="1">
+      <w:start w:val="1"/>
+      <w:numFmt w:val="decimal"/>
+      <w:lvlText w:val="%7."/>
+      <w:lvlJc w:val="left"/>
+      <w:pPr>
+        <w:ind w:left="5040" w:hanging="360"/>
+      </w:pPr>
+    </w:lvl>
+    <w:lvl w:ilvl="7" w:tplc="04090019" w:tentative="1">
+      <w:start w:val="1"/>
+      <w:numFmt w:val="lowerLetter"/>
+      <w:lvlText w:val="%8."/>
+      <w:lvlJc w:val="left"/>
+      <w:pPr>
+        <w:ind w:left="5760" w:hanging="360"/>
+      </w:pPr>
+    </w:lvl>
+    <w:lvl w:ilvl="8" w:tplc="0409001B" w:tentative="1">
+      <w:start w:val="1"/>
+      <w:numFmt w:val="lowerRoman"/>
+      <w:lvlText w:val="%9."/>
+      <w:lvlJc w:val="right"/>
+      <w:pPr>
+        <w:ind w:left="6480" w:hanging="180"/>
+      </w:pPr>
+    </w:lvl>
+  </w:abstractNum>
+  <w:abstractNum w:abstractNumId="2" w15:restartNumberingAfterBreak="0">
     <w:nsid w:val="7C077688"/>
     <w:multiLevelType w:val="multilevel"/>
     <w:tmpl w:val="2EE0B43C"/>
@@ -1807,6 +2046,9 @@
     <w:abstractNumId w:val="0"/>
   </w:num>
   <w:num w:numId="2" w16cid:durableId="1833059000">
+    <w:abstractNumId w:val="2"/>
+  </w:num>
+  <w:num w:numId="3" w16cid:durableId="2086414110">
     <w:abstractNumId w:val="1"/>
   </w:num>
 </w:numbering>
